--- a/backend/temp/generated_mau_giao_an_chuan.docx
+++ b/backend/temp/generated_mau_giao_an_chuan.docx
@@ -427,7 +427,7 @@
         </w:rPr>
       </w:pPr>
       <w:r>
-        <w:t>1. Kiến thức: Học sinh hiểu khái niệm tập hợp, cách viết tập hợp, các phần tử của tập hợp và cách biểu diễn tập hợp.</w:t>
+        <w:t>1. Kiến thức: Học sinh nắm vững khái niệm tập hợp, biết cách liệt kê các phần tử của tập hợp và sử dụng ký hiệu "∈", "∉".</w:t>
       </w:r>
     </w:p>
     <w:p>
@@ -439,7 +439,7 @@
         </w:rPr>
       </w:pPr>
       <w:r>
-        <w:t>2. Năng lực: Phát triển năng lực tư duy logic, năng lực giải quyết vấn đề và năng lực giao tiếp khi làm việc theo nhóm.</w:t>
+        <w:t>2. Năng lực: Học sinh phát triển năng lực tư duy logic, khả năng phân tích và tổng hợp thông tin, kỹ năng làm việc nhóm và giao tiếp.</w:t>
       </w:r>
     </w:p>
     <w:p>
@@ -451,7 +451,7 @@
         </w:rPr>
       </w:pPr>
       <w:r>
-        <w:t>3. Phẩm chất: Hình thành phẩm chất chăm chỉ, cẩn thận khi làm bài tập; trách nhiệm trong học tập và hợp tác với bạn bè.</w:t>
+        <w:t>3. Phẩm chất: Học sinh có ý thức tự giác trong học tập, kiên trì và cẩn thận khi làm bài tập.</w:t>
       </w:r>
     </w:p>
     <w:p>
@@ -484,7 +484,7 @@
         </w:rPr>
       </w:pPr>
       <w:r>
-        <w:t>Sách giáo khoa Toán 6, bảng phụ, phấn, bút dạ, giấy A4, máy chiếu (nếu có).</w:t>
+        <w:t>- Bảng trắng, bút viết, sách giáo khoa Toán lớp 6, bảng phụ, phiếu bài tập.</w:t>
       </w:r>
     </w:p>
     <w:p>
@@ -533,7 +533,7 @@
         </w:rPr>
       </w:pPr>
       <w:r>
-        <w:t>Mục tiêu: Tạo sự hứng thú và gợi mở cho học sinh về khái niệm tập hợp thông qua ví dụ thực tế.</w:t>
+        <w:t>- Mục tiêu: Khơi gợi sự tò mò, hứng thú của học sinh về khái niệm tập hợp.</w:t>
       </w:r>
     </w:p>
     <w:p>
@@ -548,7 +548,7 @@
         </w:rPr>
       </w:pPr>
       <w:r>
-        <w:t>Nội dung: Giáo viên giới thiệu một số ví dụ về tập hợp trong đời sống như tập hợp các học sinh trong lớp, tập hợp các loại trái cây.</w:t>
+        <w:t>- Nội dung: Giáo viên đưa ra một số ví dụ thực tế về tập hợp, chẳng hạn như tập hợp các đồ vật trong lớp học, tập hợp các con số trên một đồng hồ.</w:t>
       </w:r>
     </w:p>
     <w:p>
@@ -563,7 +563,7 @@
         </w:rPr>
       </w:pPr>
       <w:r>
-        <w:t>Sản phẩm: Học sinh nêu được một số ví dụ về tập hợp trong thực tế.</w:t>
+        <w:t>- Sản phẩm: Học sinh nêu được một số ví dụ về tập hợp trong đời sống hàng ngày.</w:t>
       </w:r>
     </w:p>
     <w:p>
@@ -578,7 +578,7 @@
         </w:rPr>
       </w:pPr>
       <w:r>
-        <w:t>Tổ chức thực hiện: Giáo viên đặt câu hỏi và yêu cầu học sinh thảo luận nhóm để tìm ví dụ.</w:t>
+        <w:t>- Tổ chức: Giáo viên đặt câu hỏi mở để học sinh thảo luận và trả lời.</w:t>
       </w:r>
     </w:p>
     <w:p>
@@ -611,7 +611,7 @@
         </w:rPr>
       </w:pPr>
       <w:r>
-        <w:t>Mục tiêu: Học sinh hiểu và biết cách viết các tập hợp, phần tử của tập hợp.</w:t>
+        <w:t>- Mục tiêu: Học sinh hiểu được định nghĩa, cách ghi và ký hiệu của tập hợp.</w:t>
       </w:r>
     </w:p>
     <w:p>
@@ -626,7 +626,7 @@
         </w:rPr>
       </w:pPr>
       <w:r>
-        <w:t>Nội dung: Giáo viên hướng dẫn cách viết tập hợp bằng cách liệt kê các phần tử và dùng ký hiệu.</w:t>
+        <w:t>- Nội dung: Giới thiệu khái niệm tập hợp, cách liệt kê phần tử của tập hợp, ký hiệu "∈", "∉".</w:t>
       </w:r>
     </w:p>
     <w:p>
@@ -641,7 +641,7 @@
         </w:rPr>
       </w:pPr>
       <w:r>
-        <w:t>Sản phẩm: Học sinh viết đúng các tập hợp theo yêu cầu của giáo viên.</w:t>
+        <w:t>- Sản phẩm: Học sinh có thể liệt kê phần tử của một tập hợp đơn giản và sử dụng đúng ký hiệu.</w:t>
       </w:r>
     </w:p>
     <w:p>
@@ -656,7 +656,7 @@
         </w:rPr>
       </w:pPr>
       <w:r>
-        <w:t>Tổ chức thực hiện: Giáo viên giảng dạy lý thuyết, sau đó yêu cầu học sinh thực hành viết tập hợp.</w:t>
+        <w:t>- Tổ chức: Giáo viên giảng bài kết hợp ví dụ minh họa, học sinh làm bài tập ngắn trên lớp.</w:t>
       </w:r>
     </w:p>
     <w:p>
@@ -688,7 +688,7 @@
         </w:rPr>
       </w:pPr>
       <w:r>
-        <w:t>Mục tiêu: Củng cố kiến thức về tập hợp và rèn luyện kỹ năng viết tập hợp.</w:t>
+        <w:t>- Mục tiêu: Củng cố kiến thức về tập hợp thông qua làm bài tập.</w:t>
       </w:r>
     </w:p>
     <w:p>
@@ -703,7 +703,7 @@
         </w:rPr>
       </w:pPr>
       <w:r>
-        <w:t>Nội dung: Học sinh làm bài tập về viết tập hợp và xác định phần tử của tập hợp.</w:t>
+        <w:t>- Nội dung: Làm bài tập trong sách giáo khoa và bài tập giáo viên phát.</w:t>
       </w:r>
     </w:p>
     <w:p>
@@ -718,7 +718,7 @@
         </w:rPr>
       </w:pPr>
       <w:r>
-        <w:t>Sản phẩm: Học sinh hoàn thành các bài tập trong sách giáo khoa và phiếu bài tập.</w:t>
+        <w:t>- Sản phẩm: Học sinh hoàn thành các bài tập về tập hợp, thể hiện sự hiểu biết qua các bài làm đúng.</w:t>
       </w:r>
     </w:p>
     <w:p>
@@ -733,7 +733,7 @@
         </w:rPr>
       </w:pPr>
       <w:r>
-        <w:t>Tổ chức thực hiện: Học sinh làm việc cá nhân và trao đổi bài làm với bạn bên cạnh.</w:t>
+        <w:t>- Tổ chức: Học sinh làm việc cá nhân và trao đổi nhóm để giải quyết bài tập khó.</w:t>
       </w:r>
     </w:p>
     <w:p>
@@ -767,7 +767,7 @@
         </w:rPr>
       </w:pPr>
       <w:r>
-        <w:t>Mục tiêu: Học sinh có thể vận dụng kiến thức về tập hợp vào bài toán thực tế.</w:t>
+        <w:t>- Mục tiêu: Vận dụng kiến thức tập hợp vào giải quyết vấn đề thực tế.</w:t>
       </w:r>
     </w:p>
     <w:p>
@@ -782,7 +782,7 @@
         </w:rPr>
       </w:pPr>
       <w:r>
-        <w:t>Nội dung: Học sinh thực hiện các bài tập vận dụng liên quan đến tập hợp trong các tình huống thực tế.</w:t>
+        <w:t>- Nội dung: Đặt vấn đề yêu cầu học sinh liệt kê tập hợp các số chẵn nhỏ hơn 20, tập hợp các chữ cái trong từ "VIỆT NAM".</w:t>
       </w:r>
     </w:p>
     <w:p>
@@ -798,7 +798,7 @@
         </w:rPr>
       </w:pPr>
       <w:r>
-        <w:t>Sản phẩm: Học sinh đưa ra giải pháp cho các tình huống thực tế bằng cách sử dụng khái niệm tập hợp.</w:t>
+        <w:t>- Sản phẩm: Học sinh nêu được cách liệt kê các tập hợp theo yêu cầu, sử dụng đúng ký hiệu.</w:t>
       </w:r>
     </w:p>
     <w:p>
@@ -813,7 +813,7 @@
         </w:rPr>
       </w:pPr>
       <w:r>
-        <w:t>Tổ chức thực hiện: Học sinh thảo luận nhóm và trình bày bài làm trước lớp.</w:t>
+        <w:t>- Tổ chức: Học sinh làm việc nhóm, thảo luận và đưa ra câu trả lời.</w:t>
       </w:r>
     </w:p>
     <w:sectPr>

--- a/backend/temp/generated_mau_giao_an_chuan.docx
+++ b/backend/temp/generated_mau_giao_an_chuan.docx
@@ -10,61 +10,6 @@
           <w:bCs/>
         </w:rPr>
       </w:pPr>
-      <w:proofErr w:type="spellStart"/>
-      <w:r>
-        <w:rPr>
-          <w:b/>
-          <w:bCs/>
-        </w:rPr>
-        <w:t>Phụ</w:t>
-      </w:r>
-      <w:proofErr w:type="spellEnd"/>
-      <w:r>
-        <w:rPr>
-          <w:b/>
-          <w:bCs/>
-        </w:rPr>
-        <w:t xml:space="preserve"> </w:t>
-      </w:r>
-      <w:proofErr w:type="spellStart"/>
-      <w:r>
-        <w:rPr>
-          <w:b/>
-          <w:bCs/>
-        </w:rPr>
-        <w:t>lục</w:t>
-      </w:r>
-      <w:proofErr w:type="spellEnd"/>
-      <w:r>
-        <w:rPr>
-          <w:b/>
-          <w:bCs/>
-        </w:rPr>
-        <w:t xml:space="preserve"> </w:t>
-      </w:r>
-      <w:r>
-        <w:rPr>
-          <w:b/>
-          <w:bCs/>
-        </w:rPr>
-        <w:t>IV</w:t>
-      </w:r>
-    </w:p>
-    <w:p>
-      <w:pPr>
-        <w:jc w:val="center"/>
-        <w:rPr>
-          <w:b/>
-          <w:bCs/>
-        </w:rPr>
-      </w:pPr>
-      <w:r>
-        <w:rPr>
-          <w:b/>
-          <w:szCs w:val="28"/>
-        </w:rPr>
-        <w:t xml:space="preserve">KHUNG </w:t>
-      </w:r>
       <w:r>
         <w:rPr>
           <w:b/>
@@ -79,209 +24,6 @@
           <w:lang w:val="vi-VN"/>
         </w:rPr>
         <w:t xml:space="preserve"> HOẠCH BÀI DẠY</w:t>
-      </w:r>
-    </w:p>
-    <w:p>
-      <w:pPr>
-        <w:jc w:val="center"/>
-        <w:rPr>
-          <w:bCs/>
-          <w:spacing w:val="-14"/>
-        </w:rPr>
-      </w:pPr>
-      <w:r>
-        <w:rPr>
-          <w:bCs/>
-          <w:spacing w:val="-14"/>
-        </w:rPr>
-        <w:t>(</w:t>
-      </w:r>
-      <w:proofErr w:type="spellStart"/>
-      <w:r>
-        <w:rPr>
-          <w:bCs/>
-          <w:i/>
-          <w:spacing w:val="-14"/>
-        </w:rPr>
-        <w:t>Kèm</w:t>
-      </w:r>
-      <w:proofErr w:type="spellEnd"/>
-      <w:r>
-        <w:rPr>
-          <w:bCs/>
-          <w:i/>
-          <w:spacing w:val="-14"/>
-        </w:rPr>
-        <w:t xml:space="preserve"> </w:t>
-      </w:r>
-      <w:proofErr w:type="spellStart"/>
-      <w:r>
-        <w:rPr>
-          <w:bCs/>
-          <w:i/>
-          <w:spacing w:val="-14"/>
-        </w:rPr>
-        <w:t>theo</w:t>
-      </w:r>
-      <w:proofErr w:type="spellEnd"/>
-      <w:r>
-        <w:rPr>
-          <w:bCs/>
-          <w:i/>
-          <w:spacing w:val="-14"/>
-        </w:rPr>
-        <w:t xml:space="preserve"> Công </w:t>
-      </w:r>
-      <w:proofErr w:type="spellStart"/>
-      <w:r>
-        <w:rPr>
-          <w:bCs/>
-          <w:i/>
-          <w:spacing w:val="-14"/>
-        </w:rPr>
-        <w:t>văn</w:t>
-      </w:r>
-      <w:proofErr w:type="spellEnd"/>
-      <w:r>
-        <w:rPr>
-          <w:bCs/>
-          <w:i/>
-          <w:spacing w:val="-14"/>
-        </w:rPr>
-        <w:t xml:space="preserve"> </w:t>
-      </w:r>
-      <w:proofErr w:type="spellStart"/>
-      <w:r>
-        <w:rPr>
-          <w:bCs/>
-          <w:i/>
-          <w:spacing w:val="-14"/>
-        </w:rPr>
-        <w:t>số</w:t>
-      </w:r>
-      <w:proofErr w:type="spellEnd"/>
-      <w:r>
-        <w:rPr>
-          <w:bCs/>
-          <w:i/>
-          <w:spacing w:val="-14"/>
-        </w:rPr>
-        <w:t xml:space="preserve"> 5512/BGDĐT-</w:t>
-      </w:r>
-      <w:proofErr w:type="spellStart"/>
-      <w:r>
-        <w:rPr>
-          <w:bCs/>
-          <w:i/>
-          <w:spacing w:val="-14"/>
-        </w:rPr>
-        <w:t>GDTrH</w:t>
-      </w:r>
-      <w:proofErr w:type="spellEnd"/>
-      <w:r>
-        <w:rPr>
-          <w:bCs/>
-          <w:i/>
-          <w:spacing w:val="-14"/>
-        </w:rPr>
-        <w:t xml:space="preserve"> </w:t>
-      </w:r>
-      <w:proofErr w:type="spellStart"/>
-      <w:r>
-        <w:rPr>
-          <w:bCs/>
-          <w:i/>
-          <w:spacing w:val="-14"/>
-        </w:rPr>
-        <w:t>ngày</w:t>
-      </w:r>
-      <w:proofErr w:type="spellEnd"/>
-      <w:r>
-        <w:rPr>
-          <w:bCs/>
-          <w:i/>
-          <w:spacing w:val="-14"/>
-        </w:rPr>
-        <w:t xml:space="preserve"> 18 </w:t>
-      </w:r>
-      <w:proofErr w:type="spellStart"/>
-      <w:r>
-        <w:rPr>
-          <w:bCs/>
-          <w:i/>
-          <w:spacing w:val="-14"/>
-        </w:rPr>
-        <w:t>tháng</w:t>
-      </w:r>
-      <w:proofErr w:type="spellEnd"/>
-      <w:r>
-        <w:rPr>
-          <w:bCs/>
-          <w:i/>
-          <w:spacing w:val="-14"/>
-        </w:rPr>
-        <w:t xml:space="preserve"> 12 </w:t>
-      </w:r>
-      <w:proofErr w:type="spellStart"/>
-      <w:r>
-        <w:rPr>
-          <w:bCs/>
-          <w:i/>
-          <w:spacing w:val="-14"/>
-        </w:rPr>
-        <w:t>năm</w:t>
-      </w:r>
-      <w:proofErr w:type="spellEnd"/>
-      <w:r>
-        <w:rPr>
-          <w:bCs/>
-          <w:i/>
-          <w:spacing w:val="-14"/>
-        </w:rPr>
-        <w:t xml:space="preserve"> 2020 </w:t>
-      </w:r>
-      <w:proofErr w:type="spellStart"/>
-      <w:r>
-        <w:rPr>
-          <w:bCs/>
-          <w:i/>
-          <w:spacing w:val="-14"/>
-        </w:rPr>
-        <w:t>của</w:t>
-      </w:r>
-      <w:proofErr w:type="spellEnd"/>
-      <w:r>
-        <w:rPr>
-          <w:bCs/>
-          <w:i/>
-          <w:spacing w:val="-14"/>
-        </w:rPr>
-        <w:t xml:space="preserve"> </w:t>
-      </w:r>
-      <w:proofErr w:type="spellStart"/>
-      <w:r>
-        <w:rPr>
-          <w:bCs/>
-          <w:i/>
-          <w:spacing w:val="-14"/>
-        </w:rPr>
-        <w:t>Bộ</w:t>
-      </w:r>
-      <w:proofErr w:type="spellEnd"/>
-      <w:r>
-        <w:rPr>
-          <w:bCs/>
-          <w:i/>
-          <w:spacing w:val="-14"/>
-        </w:rPr>
-        <w:t xml:space="preserve"> GDĐT</w:t>
-      </w:r>
-      <w:r>
-        <w:rPr>
-          <w:bCs/>
-          <w:spacing w:val="-14"/>
-        </w:rPr>
-        <w:t>)</w:t>
       </w:r>
     </w:p>
     <w:tbl>
@@ -347,7 +89,7 @@
               </w:rPr>
             </w:pPr>
             <w:r>
-              <w:t>Họ và tên giáo viên:</w:t>
+              <w:t xml:space="preserve">Họ và tên giáo viên: </w:t>
             </w:r>
           </w:p>
           <w:p>
@@ -389,7 +131,7 @@
         <w:jc w:val="center"/>
       </w:pPr>
       <w:r>
-        <w:t>Môn học/Hoạt động giáo dục: Toán; Lớp: Lớp 6</w:t>
+        <w:t>Môn học/Hoạt động giáo dục: Toán học; Lớp: 6</w:t>
       </w:r>
     </w:p>
     <w:p>
@@ -397,7 +139,7 @@
         <w:jc w:val="center"/>
       </w:pPr>
       <w:r>
-        <w:t>Thời gian thực hiện: 45 phút</w:t>
+        <w:t>Thời gian thực hiện: 1 tiết</w:t>
       </w:r>
     </w:p>
     <w:p>
@@ -412,8 +154,17 @@
       <w:r>
         <w:rPr>
           <w:b/>
-        </w:rPr>
-        <w:t>I. Mục tiêu</w:t>
+          <w:bCs/>
+          <w:lang w:val="vi-VN"/>
+        </w:rPr>
+        <w:t xml:space="preserve">I. Mục </w:t>
+      </w:r>
+      <w:r>
+        <w:rPr>
+          <w:b/>
+          <w:bCs/>
+        </w:rPr>
+        <w:t>tiêu</w:t>
       </w:r>
     </w:p>
     <w:p>
@@ -427,7 +178,7 @@
         </w:rPr>
       </w:pPr>
       <w:r>
-        <w:t>1. Kiến thức: Học sinh nắm vững khái niệm tập hợp, biết cách liệt kê các phần tử của tập hợp và sử dụng ký hiệu "∈", "∉".</w:t>
+        <w:t>1. Kiến thức: Học sinh sẽ hiểu được các khái niệm cơ bản về lực ma sát, biết cách xác định lực ma sát trong các tình huống thực tế, và nắm rõ các ứng dụng của lực ma sát trong đời sống.</w:t>
       </w:r>
     </w:p>
     <w:p>
@@ -439,7 +190,7 @@
         </w:rPr>
       </w:pPr>
       <w:r>
-        <w:t>2. Năng lực: Học sinh phát triển năng lực tư duy logic, khả năng phân tích và tổng hợp thông tin, kỹ năng làm việc nhóm và giao tiếp.</w:t>
+        <w:t>2. Năng lực: Học sinh phát triển năng lực tư duy phản biện thông qua việc phân tích các tình huống có lực ma sát. Nâng cao kỹ năng thực hành qua các thí nghiệm về lực ma sát.</w:t>
       </w:r>
     </w:p>
     <w:p>
@@ -451,7 +202,7 @@
         </w:rPr>
       </w:pPr>
       <w:r>
-        <w:t>3. Phẩm chất: Học sinh có ý thức tự giác trong học tập, kiên trì và cẩn thận khi làm bài tập.</w:t>
+        <w:t>3. Phẩm chất: Học sinh hình thành thói quen quan sát, cẩn thận, tỉ mỉ khi thực hành thí nghiệm. Phát triển tinh thần hợp tác và làm việc nhóm khi cùng nhau thảo luận và giải quyết vấn đề.</w:t>
       </w:r>
     </w:p>
     <w:p>
@@ -469,6 +220,9 @@
       <w:r>
         <w:rPr>
           <w:b/>
+          <w:bCs/>
+          <w:szCs w:val="28"/>
+          <w:lang w:val="vi-VN"/>
         </w:rPr>
         <w:t>II. Thiết bị dạy học và học liệu</w:t>
       </w:r>
@@ -484,7 +238,7 @@
         </w:rPr>
       </w:pPr>
       <w:r>
-        <w:t>- Bảng trắng, bút viết, sách giáo khoa Toán lớp 6, bảng phụ, phiếu bài tập.</w:t>
+        <w:t>Sử dụng các vật dụng như bàn, sách, ván trượt, và các bề mặt khác nhau để thực hiện thí nghiệm về lực ma sát. Sử dụng phần mềm mô phỏng để minh họa các tình huống có lực ma sát.</w:t>
       </w:r>
     </w:p>
     <w:p>
@@ -502,6 +256,9 @@
       <w:r>
         <w:rPr>
           <w:b/>
+          <w:bCs/>
+          <w:szCs w:val="28"/>
+          <w:lang w:val="vi-VN"/>
         </w:rPr>
         <w:t>III. Tiến trình dạy học</w:t>
       </w:r>
@@ -520,8 +277,56 @@
       <w:r>
         <w:rPr>
           <w:b/>
-        </w:rPr>
-        <w:t>1. Hoạt động 1: Xác định vấn đề/nhiệm vụ học tập/Mở đầu</w:t>
+          <w:bCs/>
+          <w:szCs w:val="28"/>
+          <w:lang w:val="vi-VN"/>
+        </w:rPr>
+        <w:t>1. Hoạt động 1:</w:t>
+      </w:r>
+      <w:r>
+        <w:rPr>
+          <w:b/>
+          <w:bCs/>
+          <w:szCs w:val="28"/>
+          <w:lang w:val="vi-VN"/>
+        </w:rPr>
+        <w:t xml:space="preserve"> Xác định vấn đề/nhiệm vụ học tập</w:t>
+      </w:r>
+      <w:r>
+        <w:rPr>
+          <w:b/>
+          <w:bCs/>
+          <w:szCs w:val="28"/>
+          <w:lang w:val="vi-VN"/>
+        </w:rPr>
+        <w:t xml:space="preserve">/Mở đầu </w:t>
+      </w:r>
+      <w:r>
+        <w:rPr>
+          <w:i/>
+          <w:iCs/>
+          <w:szCs w:val="28"/>
+          <w:lang w:val="vi-VN"/>
+        </w:rPr>
+        <w:t>(Ghi rõ tên thể hiện</w:t>
+      </w:r>
+      <w:r>
+        <w:rPr>
+          <w:i/>
+          <w:iCs/>
+          <w:szCs w:val="28"/>
+          <w:lang w:val="vi-VN"/>
+        </w:rPr>
+        <w:t xml:space="preserve"> kết quả </w:t>
+      </w:r>
+      <w:r>
+        <w:rPr>
+          <w:i/>
+          <w:iCs/>
+          <w:szCs w:val="28"/>
+          <w:lang w:val="vi-VN"/>
+        </w:rPr>
+        <w:t>hoạt động)</w:t>
       </w:r>
     </w:p>
     <w:p>
@@ -533,7 +338,7 @@
         </w:rPr>
       </w:pPr>
       <w:r>
-        <w:t>- Mục tiêu: Khơi gợi sự tò mò, hứng thú của học sinh về khái niệm tập hợp.</w:t>
+        <w:t>- Mục tiêu: Học sinh nắm bắt khái niệm cơ bản về lực ma sát và nhận biết lực ma sát trong các hoạt động hàng ngày.</w:t>
       </w:r>
     </w:p>
     <w:p>
@@ -548,7 +353,7 @@
         </w:rPr>
       </w:pPr>
       <w:r>
-        <w:t>- Nội dung: Giáo viên đưa ra một số ví dụ thực tế về tập hợp, chẳng hạn như tập hợp các đồ vật trong lớp học, tập hợp các con số trên một đồng hồ.</w:t>
+        <w:t>- Nội dung: Giáo viên giới thiệu khái niệm lực ma sát qua ví dụ thực tiễn như trượt ván, kéo vali. Học sinh quan sát và tham gia thảo luận để tìm ra lực ma sát xuất hiện khi nào và ở đâu.</w:t>
       </w:r>
     </w:p>
     <w:p>
@@ -563,7 +368,7 @@
         </w:rPr>
       </w:pPr>
       <w:r>
-        <w:t>- Sản phẩm: Học sinh nêu được một số ví dụ về tập hợp trong đời sống hàng ngày.</w:t>
+        <w:t>- Sản phẩm: Học sinh ghi chép và trình bày các ví dụ về lực ma sát trong cuộc sống hàng ngày.</w:t>
       </w:r>
     </w:p>
     <w:p>
@@ -578,7 +383,7 @@
         </w:rPr>
       </w:pPr>
       <w:r>
-        <w:t>- Tổ chức: Giáo viên đặt câu hỏi mở để học sinh thảo luận và trả lời.</w:t>
+        <w:t>- Tổ chức: Giáo viên dẫn dắt học sinh vào bài học bằng cách yêu cầu họ liên hệ với các tình huống thực tế từng gặp. Học sinh được chia nhóm để thảo luận và đưa ra ý kiến.</w:t>
       </w:r>
     </w:p>
     <w:p>
@@ -595,8 +400,80 @@
       <w:r>
         <w:rPr>
           <w:b/>
+          <w:bCs/>
+          <w:szCs w:val="28"/>
+          <w:lang w:val="vi-VN"/>
         </w:rPr>
         <w:t>2. Hoạt động 2: Hình thành kiến thức mới</w:t>
+      </w:r>
+      <w:r>
+        <w:rPr>
+          <w:b/>
+          <w:bCs/>
+          <w:szCs w:val="28"/>
+        </w:rPr>
+        <w:t>/giải quyết vấn đề/</w:t>
+      </w:r>
+      <w:r>
+        <w:rPr>
+          <w:b/>
+          <w:bCs/>
+          <w:szCs w:val="28"/>
+          <w:lang w:val="vi-VN"/>
+        </w:rPr>
+        <w:t xml:space="preserve">thực thi nhiệm </w:t>
+      </w:r>
+      <w:r>
+        <w:rPr>
+          <w:b/>
+          <w:bCs/>
+          <w:szCs w:val="28"/>
+          <w:lang w:val="vi-VN"/>
+        </w:rPr>
+        <w:t>vụ đặt ra từ Hoạt động 1</w:t>
+      </w:r>
+      <w:r>
+        <w:rPr>
+          <w:i/>
+          <w:iCs/>
+          <w:szCs w:val="28"/>
+        </w:rPr>
+        <w:t xml:space="preserve"> </w:t>
+      </w:r>
+      <w:r>
+        <w:rPr>
+          <w:i/>
+          <w:iCs/>
+          <w:szCs w:val="28"/>
+          <w:lang w:val="vi-VN"/>
+        </w:rPr>
+        <w:t xml:space="preserve">(Ghi rõ tên thể hiện </w:t>
+      </w:r>
+      <w:r>
+        <w:rPr>
+          <w:i/>
+          <w:iCs/>
+          <w:szCs w:val="28"/>
+          <w:lang w:val="vi-VN"/>
+        </w:rPr>
+        <w:t xml:space="preserve">kết quả </w:t>
+      </w:r>
+      <w:r>
+        <w:rPr>
+          <w:i/>
+          <w:iCs/>
+          <w:szCs w:val="28"/>
+          <w:lang w:val="vi-VN"/>
+        </w:rPr>
+        <w:t>hoạt động)</w:t>
+      </w:r>
+      <w:r>
+        <w:rPr>
+          <w:i/>
+          <w:iCs/>
+          <w:szCs w:val="28"/>
+        </w:rPr>
+        <w:t>.</w:t>
       </w:r>
     </w:p>
     <w:p>
@@ -611,7 +488,7 @@
         </w:rPr>
       </w:pPr>
       <w:r>
-        <w:t>- Mục tiêu: Học sinh hiểu được định nghĩa, cách ghi và ký hiệu của tập hợp.</w:t>
+        <w:t>- Mục tiêu: Học sinh phát triển khả năng giải quyết vấn đề thông qua việc áp dụng kiến thức về lực ma sát vào các bài tập thực tế.</w:t>
       </w:r>
     </w:p>
     <w:p>
@@ -626,7 +503,7 @@
         </w:rPr>
       </w:pPr>
       <w:r>
-        <w:t>- Nội dung: Giới thiệu khái niệm tập hợp, cách liệt kê phần tử của tập hợp, ký hiệu "∈", "∉".</w:t>
+        <w:t>- Nội dung: Giáo viên hướng dẫn cách tính toán lực ma sát trong các bài toán cụ thể và cung cấp công thức tính lực ma sát. Học sinh thực hành giải các bài toán về lực ma sát.</w:t>
       </w:r>
     </w:p>
     <w:p>
@@ -641,7 +518,7 @@
         </w:rPr>
       </w:pPr>
       <w:r>
-        <w:t>- Sản phẩm: Học sinh có thể liệt kê phần tử của một tập hợp đơn giản và sử dụng đúng ký hiệu.</w:t>
+        <w:t>- Sản phẩm: Học sinh hoàn thành bài tập tính toán lực ma sát với độ chính xác cao.</w:t>
       </w:r>
     </w:p>
     <w:p>
@@ -656,7 +533,7 @@
         </w:rPr>
       </w:pPr>
       <w:r>
-        <w:t>- Tổ chức: Giáo viên giảng bài kết hợp ví dụ minh họa, học sinh làm bài tập ngắn trên lớp.</w:t>
+        <w:t>- Tổ chức: Giáo viên đưa ra bài tập và hướng dẫn cách giải từng bước. Học sinh làm việc cá nhân và sau đó trao đổi kết quả với bạn bè.</w:t>
       </w:r>
     </w:p>
     <w:p>
@@ -674,6 +551,9 @@
       <w:r>
         <w:rPr>
           <w:b/>
+          <w:bCs/>
+          <w:szCs w:val="28"/>
+          <w:lang w:val="vi-VN"/>
         </w:rPr>
         <w:t>3. Hoạt động 3: Luyện tập</w:t>
       </w:r>
@@ -688,7 +568,7 @@
         </w:rPr>
       </w:pPr>
       <w:r>
-        <w:t>- Mục tiêu: Củng cố kiến thức về tập hợp thông qua làm bài tập.</w:t>
+        <w:t>- Mục tiêu: Củng cố kiến thức và kỹ năng đã học thông qua bài tập thực hành và thí nghiệm.</w:t>
       </w:r>
     </w:p>
     <w:p>
@@ -700,10 +580,11 @@
           <w:i/>
           <w:iCs/>
           <w:szCs w:val="28"/>
-        </w:rPr>
-      </w:pPr>
-      <w:r>
-        <w:t>- Nội dung: Làm bài tập trong sách giáo khoa và bài tập giáo viên phát.</w:t>
+          <w:lang w:val="vi-VN"/>
+        </w:rPr>
+      </w:pPr>
+      <w:r>
+        <w:t>- Nội dung: Học sinh thực hiện các thí nghiệm về lực ma sát bằng cách sử dụng các vật liệu khác nhau để đo độ lớn của lực ma sát.</w:t>
       </w:r>
     </w:p>
     <w:p>
@@ -718,7 +599,7 @@
         </w:rPr>
       </w:pPr>
       <w:r>
-        <w:t>- Sản phẩm: Học sinh hoàn thành các bài tập về tập hợp, thể hiện sự hiểu biết qua các bài làm đúng.</w:t>
+        <w:t>- Sản phẩm: Học sinh ghi chép lại kết quả thí nghiệm và rút ra kết luận về lực ma sát.</w:t>
       </w:r>
     </w:p>
     <w:p>
@@ -733,7 +614,7 @@
         </w:rPr>
       </w:pPr>
       <w:r>
-        <w:t>- Tổ chức: Học sinh làm việc cá nhân và trao đổi nhóm để giải quyết bài tập khó.</w:t>
+        <w:t>- Tổ chức: Học sinh làm việc theo nhóm, mỗi nhóm thực hiện một thí nghiệm khác nhau và trình bày kết quả trước lớp.</w:t>
       </w:r>
     </w:p>
     <w:p>
@@ -751,6 +632,9 @@
       <w:r>
         <w:rPr>
           <w:b/>
+          <w:bCs/>
+          <w:szCs w:val="28"/>
+          <w:lang w:val="vi-VN"/>
         </w:rPr>
         <w:t>4. Hoạt động 4: Vận dụng</w:t>
       </w:r>
@@ -767,7 +651,7 @@
         </w:rPr>
       </w:pPr>
       <w:r>
-        <w:t>- Mục tiêu: Vận dụng kiến thức tập hợp vào giải quyết vấn đề thực tế.</w:t>
+        <w:t>- Mục tiêu: Học sinh vận dụng kiến thức đã học vào giải quyết các vấn đề thực tế liên quan đến lực ma sát.</w:t>
       </w:r>
     </w:p>
     <w:p>
@@ -782,7 +666,7 @@
         </w:rPr>
       </w:pPr>
       <w:r>
-        <w:t>- Nội dung: Đặt vấn đề yêu cầu học sinh liệt kê tập hợp các số chẵn nhỏ hơn 20, tập hợp các chữ cái trong từ "VIỆT NAM".</w:t>
+        <w:t>- Nội dung: Học sinh thảo luận về cách giảm thiểu hoặc tận dụng lực ma sát trong các tình huống thực tế như thiết kế phanh xe, cải thiện hiệu quả năng lượng.</w:t>
       </w:r>
     </w:p>
     <w:p>
@@ -798,7 +682,7 @@
         </w:rPr>
       </w:pPr>
       <w:r>
-        <w:t>- Sản phẩm: Học sinh nêu được cách liệt kê các tập hợp theo yêu cầu, sử dụng đúng ký hiệu.</w:t>
+        <w:t>- Sản phẩm: Học sinh đưa ra các giải pháp sáng tạo cho các vấn đề thực tế liên quan đến lực ma sát.</w:t>
       </w:r>
     </w:p>
     <w:p>
@@ -813,7 +697,7 @@
         </w:rPr>
       </w:pPr>
       <w:r>
-        <w:t>- Tổ chức: Học sinh làm việc nhóm, thảo luận và đưa ra câu trả lời.</w:t>
+        <w:t>- Tổ chức: Giáo viên tổ chức buổi thảo luận mở, khuyến khích học sinh sáng tạo và chia sẻ ý tưởng. Học sinh làm việc theo nhóm để đưa ra giải pháp và thuyết trình trước lớp.</w:t>
       </w:r>
     </w:p>
     <w:sectPr>
